--- a/داکیومنت 2-2.docx
+++ b/داکیومنت 2-2.docx
@@ -1424,7 +1424,15 @@
         <w:bidi/>
       </w:pPr>
       <w:r>
-        <w:t>pattern = r'\b(?:' + '|</w:t>
+        <w:t>pattern = r'\b</w:t>
+      </w:r>
+      <w:proofErr w:type="gramStart"/>
+      <w:r>
+        <w:t>(?:</w:t>
+      </w:r>
+      <w:proofErr w:type="gramEnd"/>
+      <w:r>
+        <w:t>' + '|</w:t>
       </w:r>
       <w:proofErr w:type="gramStart"/>
       <w:r>
@@ -3616,6 +3624,10 @@
     <w:p>
       <w:pPr>
         <w:bidi/>
+        <w:rPr>
+          <w:rFonts w:cs="Arial"/>
+          <w:rtl/>
+        </w:rPr>
       </w:pPr>
       <w:r>
         <w:t>q2_submission.csv</w:t>
@@ -3728,6 +3740,320 @@
         </w:rPr>
         <w:t xml:space="preserve"> تست</w:t>
       </w:r>
+    </w:p>
+    <w:p>
+      <w:pPr>
+        <w:bidi/>
+      </w:pPr>
+    </w:p>
+    <w:p>
+      <w:pPr>
+        <w:bidi/>
+      </w:pPr>
+      <w:r>
+        <w:t xml:space="preserve">=== </w:t>
+      </w:r>
+      <w:r>
+        <w:rPr>
+          <w:rtl/>
+        </w:rPr>
+        <w:t>مدل روی داده‌ی اعتبارسنجی</w:t>
+      </w:r>
+      <w:r>
+        <w:t xml:space="preserve"> (Validation set) ===</w:t>
+      </w:r>
+    </w:p>
+    <w:p>
+      <w:pPr>
+        <w:bidi/>
+      </w:pPr>
+      <w:r>
+        <w:rPr>
+          <w:rtl/>
+        </w:rPr>
+        <w:t>دقت</w:t>
+      </w:r>
+      <w:r>
+        <w:t xml:space="preserve"> (Accuracy): 68.67%</w:t>
+      </w:r>
+    </w:p>
+    <w:p>
+      <w:pPr>
+        <w:bidi/>
+      </w:pPr>
+      <w:r>
+        <w:t>F1-score (micro): 0.6867</w:t>
+      </w:r>
+    </w:p>
+    <w:p>
+      <w:pPr>
+        <w:bidi/>
+      </w:pPr>
+      <w:r>
+        <w:t>F1-score (macro): 0.5118</w:t>
+      </w:r>
+    </w:p>
+    <w:p>
+      <w:pPr>
+        <w:bidi/>
+      </w:pPr>
+    </w:p>
+    <w:p>
+      <w:pPr>
+        <w:bidi/>
+      </w:pPr>
+      <w:r>
+        <w:rPr>
+          <w:rtl/>
+        </w:rPr>
+        <w:t>گزارش جزئی هر کلاس</w:t>
+      </w:r>
+      <w:r>
+        <w:t>:</w:t>
+      </w:r>
+    </w:p>
+    <w:p>
+      <w:pPr>
+        <w:bidi/>
+      </w:pPr>
+      <w:r>
+        <w:t xml:space="preserve">              precision    </w:t>
+      </w:r>
+      <w:proofErr w:type="gramStart"/>
+      <w:r>
+        <w:t>recall  f</w:t>
+      </w:r>
+      <w:proofErr w:type="gramEnd"/>
+      <w:r>
+        <w:t>1-score   support</w:t>
+      </w:r>
+    </w:p>
+    <w:p>
+      <w:pPr>
+        <w:bidi/>
+      </w:pPr>
+    </w:p>
+    <w:p>
+      <w:pPr>
+        <w:bidi/>
+      </w:pPr>
+      <w:r>
+        <w:t xml:space="preserve">           1      0.635     0.695     0.664     12443</w:t>
+      </w:r>
+    </w:p>
+    <w:p>
+      <w:pPr>
+        <w:bidi/>
+      </w:pPr>
+      <w:r>
+        <w:t xml:space="preserve">           2      0.394     0.207     0.271      8513</w:t>
+      </w:r>
+    </w:p>
+    <w:p>
+      <w:pPr>
+        <w:bidi/>
+      </w:pPr>
+      <w:r>
+        <w:t xml:space="preserve">           3      0.424     0.296     0.349     12186</w:t>
+      </w:r>
+    </w:p>
+    <w:p>
+      <w:pPr>
+        <w:bidi/>
+      </w:pPr>
+      <w:r>
+        <w:t xml:space="preserve">           4      0.515     0.377     0.435     23477</w:t>
+      </w:r>
+    </w:p>
+    <w:p>
+      <w:pPr>
+        <w:bidi/>
+      </w:pPr>
+      <w:r>
+        <w:lastRenderedPageBreak/>
+        <w:t xml:space="preserve">           5      0.774     0.918     0.840     69223</w:t>
+      </w:r>
+    </w:p>
+    <w:p>
+      <w:pPr>
+        <w:bidi/>
+      </w:pPr>
+    </w:p>
+    <w:p>
+      <w:pPr>
+        <w:bidi/>
+      </w:pPr>
+      <w:r>
+        <w:t xml:space="preserve">    accuracy                          0.687    125842</w:t>
+      </w:r>
+    </w:p>
+    <w:p>
+      <w:pPr>
+        <w:bidi/>
+      </w:pPr>
+      <w:r>
+        <w:t xml:space="preserve">   macro avg      0.548     0.499     0.512    125842</w:t>
+      </w:r>
+    </w:p>
+    <w:p>
+      <w:pPr>
+        <w:bidi/>
+      </w:pPr>
+      <w:r>
+        <w:t>weighted avg      0.653     0.687     0.661    125842</w:t>
+      </w:r>
+    </w:p>
+    <w:p>
+      <w:pPr>
+        <w:bidi/>
+      </w:pPr>
+    </w:p>
+    <w:p>
+      <w:pPr>
+        <w:bidi/>
+      </w:pPr>
+    </w:p>
+    <w:p>
+      <w:pPr>
+        <w:bidi/>
+      </w:pPr>
+      <w:r>
+        <w:t xml:space="preserve"> </w:t>
+      </w:r>
+      <w:r>
+        <w:rPr>
+          <w:rtl/>
+        </w:rPr>
+        <w:t>ماتریس درهم‌ریختگی</w:t>
+      </w:r>
+      <w:r>
+        <w:t>:</w:t>
+      </w:r>
+    </w:p>
+    <w:p>
+      <w:pPr>
+        <w:bidi/>
+      </w:pPr>
+      <w:r>
+        <w:t xml:space="preserve">[[ </w:t>
+      </w:r>
+      <w:proofErr w:type="gramStart"/>
+      <w:r>
+        <w:t>8648  1185</w:t>
+      </w:r>
+      <w:proofErr w:type="gramEnd"/>
+      <w:r>
+        <w:t xml:space="preserve">   799   </w:t>
+      </w:r>
+      <w:proofErr w:type="gramStart"/>
+      <w:r>
+        <w:t>396  1415</w:t>
+      </w:r>
+      <w:proofErr w:type="gramEnd"/>
+      <w:r>
+        <w:t>]</w:t>
+      </w:r>
+    </w:p>
+    <w:p>
+      <w:pPr>
+        <w:bidi/>
+      </w:pPr>
+      <w:r>
+        <w:t xml:space="preserve"> [ </w:t>
+      </w:r>
+      <w:proofErr w:type="gramStart"/>
+      <w:r>
+        <w:t>2576  1760</w:t>
+      </w:r>
+      <w:proofErr w:type="gramEnd"/>
+      <w:r>
+        <w:t xml:space="preserve">  1713   </w:t>
+      </w:r>
+      <w:proofErr w:type="gramStart"/>
+      <w:r>
+        <w:t>827  1637</w:t>
+      </w:r>
+      <w:proofErr w:type="gramEnd"/>
+      <w:r>
+        <w:t>]</w:t>
+      </w:r>
+    </w:p>
+    <w:p>
+      <w:pPr>
+        <w:bidi/>
+      </w:pPr>
+      <w:r>
+        <w:t xml:space="preserve"> [ </w:t>
+      </w:r>
+      <w:proofErr w:type="gramStart"/>
+      <w:r>
+        <w:t>1237  1032</w:t>
+      </w:r>
+      <w:proofErr w:type="gramEnd"/>
+      <w:r>
+        <w:t xml:space="preserve">  </w:t>
+      </w:r>
+      <w:proofErr w:type="gramStart"/>
+      <w:r>
+        <w:t>3610  2968</w:t>
+      </w:r>
+      <w:proofErr w:type="gramEnd"/>
+      <w:r>
+        <w:t xml:space="preserve">  3339]</w:t>
+      </w:r>
+    </w:p>
+    <w:p>
+      <w:pPr>
+        <w:bidi/>
+      </w:pPr>
+      <w:r>
+        <w:t xml:space="preserve"> </w:t>
+      </w:r>
+      <w:proofErr w:type="gramStart"/>
+      <w:r>
+        <w:t>[  515</w:t>
+      </w:r>
+      <w:proofErr w:type="gramEnd"/>
+      <w:r>
+        <w:t xml:space="preserve">   </w:t>
+      </w:r>
+      <w:proofErr w:type="gramStart"/>
+      <w:r>
+        <w:t>288  1711</w:t>
+      </w:r>
+      <w:proofErr w:type="gramEnd"/>
+      <w:r>
+        <w:t xml:space="preserve">  8848 12115]</w:t>
+      </w:r>
+    </w:p>
+    <w:p>
+      <w:pPr>
+        <w:bidi/>
+      </w:pPr>
+      <w:r>
+        <w:t xml:space="preserve"> </w:t>
+      </w:r>
+      <w:proofErr w:type="gramStart"/>
+      <w:r>
+        <w:t>[  642</w:t>
+      </w:r>
+      <w:proofErr w:type="gramEnd"/>
+      <w:r>
+        <w:t xml:space="preserve">   205   </w:t>
+      </w:r>
+      <w:proofErr w:type="gramStart"/>
+      <w:r>
+        <w:t>689  4140</w:t>
+      </w:r>
+      <w:proofErr w:type="gramEnd"/>
+      <w:r>
+        <w:t xml:space="preserve"> 63547]]</w:t>
+      </w:r>
+    </w:p>
+    <w:p>
+      <w:pPr>
+        <w:bidi/>
+      </w:pPr>
     </w:p>
     <w:sectPr>
       <w:pgSz w:w="12240" w:h="15840"/>
@@ -4348,7 +4674,6 @@
   <w:style w:type="character" w:default="1" w:styleId="DefaultParagraphFont">
     <w:name w:val="Default Paragraph Font"/>
     <w:uiPriority w:val="1"/>
-    <w:semiHidden/>
     <w:unhideWhenUsed/>
   </w:style>
   <w:style w:type="table" w:default="1" w:styleId="TableNormal">
